--- a/docs/user_guides/user_guide_student_school.docx
+++ b/docs/user_guides/user_guide_student_school.docx
@@ -89,7 +89,7 @@
         <w:pStyle w:val="ListBullet"/>
       </w:pPr>
       <w:r>
-        <w:t>📅 Расписание — твои ближайшие уроки.</w:t>
+        <w:t>📅 Расписание — ближайшие уроки.</w:t>
       </w:r>
     </w:p>
     <w:p>
@@ -105,7 +105,7 @@
         <w:pStyle w:val="ListBullet"/>
       </w:pPr>
       <w:r>
-        <w:t>📌 Учебный план — твой курс, шаги и цели.</w:t>
+        <w:t>📌 Учебный план — курс, шаги и цели.</w:t>
       </w:r>
     </w:p>
     <w:p>
